--- a/tillsyn/A 31799-2020 tillsynsbegäran.docx
+++ b/tillsyn/A 31799-2020 tillsynsbegäran.docx
@@ -314,7 +314,7 @@
     <w:r>
       <w:tab/>
       <w:tab/>
-      <w:t>2024-12-07</w:t>
+      <w:t>2024-12-08</w:t>
       <w:br/>
       <w:br/>
     </w:r>

--- a/tillsyn/A 31799-2020 tillsynsbegäran.docx
+++ b/tillsyn/A 31799-2020 tillsynsbegäran.docx
@@ -314,7 +314,7 @@
     <w:r>
       <w:tab/>
       <w:tab/>
-      <w:t>2024-12-08</w:t>
+      <w:t>2024-12-09</w:t>
       <w:br/>
       <w:br/>
     </w:r>

--- a/tillsyn/A 31799-2020 tillsynsbegäran.docx
+++ b/tillsyn/A 31799-2020 tillsynsbegäran.docx
@@ -314,7 +314,7 @@
     <w:r>
       <w:tab/>
       <w:tab/>
-      <w:t>2024-12-09</w:t>
+      <w:t>2024-12-10</w:t>
       <w:br/>
       <w:br/>
     </w:r>

--- a/tillsyn/A 31799-2020 tillsynsbegäran.docx
+++ b/tillsyn/A 31799-2020 tillsynsbegäran.docx
@@ -314,7 +314,7 @@
     <w:r>
       <w:tab/>
       <w:tab/>
-      <w:t>2024-12-10</w:t>
+      <w:t>2024-12-11</w:t>
       <w:br/>
       <w:br/>
     </w:r>

--- a/tillsyn/A 31799-2020 tillsynsbegäran.docx
+++ b/tillsyn/A 31799-2020 tillsynsbegäran.docx
@@ -314,7 +314,7 @@
     <w:r>
       <w:tab/>
       <w:tab/>
-      <w:t>2024-12-11</w:t>
+      <w:t>2024-12-12</w:t>
       <w:br/>
       <w:br/>
     </w:r>

--- a/tillsyn/A 31799-2020 tillsynsbegäran.docx
+++ b/tillsyn/A 31799-2020 tillsynsbegäran.docx
@@ -314,7 +314,7 @@
     <w:r>
       <w:tab/>
       <w:tab/>
-      <w:t>2024-12-12</w:t>
+      <w:t>2024-12-13</w:t>
       <w:br/>
       <w:br/>
     </w:r>

--- a/tillsyn/A 31799-2020 tillsynsbegäran.docx
+++ b/tillsyn/A 31799-2020 tillsynsbegäran.docx
@@ -314,7 +314,7 @@
     <w:r>
       <w:tab/>
       <w:tab/>
-      <w:t>2024-12-13</w:t>
+      <w:t>2024-12-14</w:t>
       <w:br/>
       <w:br/>
     </w:r>

--- a/tillsyn/A 31799-2020 tillsynsbegäran.docx
+++ b/tillsyn/A 31799-2020 tillsynsbegäran.docx
@@ -314,7 +314,7 @@
     <w:r>
       <w:tab/>
       <w:tab/>
-      <w:t>2024-12-14</w:t>
+      <w:t>2024-12-15</w:t>
       <w:br/>
       <w:br/>
     </w:r>

--- a/tillsyn/A 31799-2020 tillsynsbegäran.docx
+++ b/tillsyn/A 31799-2020 tillsynsbegäran.docx
@@ -314,7 +314,7 @@
     <w:r>
       <w:tab/>
       <w:tab/>
-      <w:t>2024-12-15</w:t>
+      <w:t>2024-12-16</w:t>
       <w:br/>
       <w:br/>
     </w:r>

--- a/tillsyn/A 31799-2020 tillsynsbegäran.docx
+++ b/tillsyn/A 31799-2020 tillsynsbegäran.docx
@@ -314,7 +314,7 @@
     <w:r>
       <w:tab/>
       <w:tab/>
-      <w:t>2024-12-16</w:t>
+      <w:t>2024-12-17</w:t>
       <w:br/>
       <w:br/>
     </w:r>

--- a/tillsyn/A 31799-2020 tillsynsbegäran.docx
+++ b/tillsyn/A 31799-2020 tillsynsbegäran.docx
@@ -314,7 +314,7 @@
     <w:r>
       <w:tab/>
       <w:tab/>
-      <w:t>2024-12-17</w:t>
+      <w:t>2024-12-18</w:t>
       <w:br/>
       <w:br/>
     </w:r>

--- a/tillsyn/A 31799-2020 tillsynsbegäran.docx
+++ b/tillsyn/A 31799-2020 tillsynsbegäran.docx
@@ -314,7 +314,7 @@
     <w:r>
       <w:tab/>
       <w:tab/>
-      <w:t>2024-12-18</w:t>
+      <w:t>2024-12-19</w:t>
       <w:br/>
       <w:br/>
     </w:r>

--- a/tillsyn/A 31799-2020 tillsynsbegäran.docx
+++ b/tillsyn/A 31799-2020 tillsynsbegäran.docx
@@ -314,7 +314,7 @@
     <w:r>
       <w:tab/>
       <w:tab/>
-      <w:t>2024-12-19</w:t>
+      <w:t>2024-12-20</w:t>
       <w:br/>
       <w:br/>
     </w:r>

--- a/tillsyn/A 31799-2020 tillsynsbegäran.docx
+++ b/tillsyn/A 31799-2020 tillsynsbegäran.docx
@@ -314,7 +314,7 @@
     <w:r>
       <w:tab/>
       <w:tab/>
-      <w:t>2024-12-20</w:t>
+      <w:t>2024-12-22</w:t>
       <w:br/>
       <w:br/>
     </w:r>

--- a/tillsyn/A 31799-2020 tillsynsbegäran.docx
+++ b/tillsyn/A 31799-2020 tillsynsbegäran.docx
@@ -314,7 +314,7 @@
     <w:r>
       <w:tab/>
       <w:tab/>
-      <w:t>2024-12-22</w:t>
+      <w:t>2024-12-23</w:t>
       <w:br/>
       <w:br/>
     </w:r>

--- a/tillsyn/A 31799-2020 tillsynsbegäran.docx
+++ b/tillsyn/A 31799-2020 tillsynsbegäran.docx
@@ -314,7 +314,7 @@
     <w:r>
       <w:tab/>
       <w:tab/>
-      <w:t>2024-12-23</w:t>
+      <w:t>2024-12-24</w:t>
       <w:br/>
       <w:br/>
     </w:r>

--- a/tillsyn/A 31799-2020 tillsynsbegäran.docx
+++ b/tillsyn/A 31799-2020 tillsynsbegäran.docx
@@ -314,7 +314,7 @@
     <w:r>
       <w:tab/>
       <w:tab/>
-      <w:t>2024-12-31</w:t>
+      <w:t>2025-01-01</w:t>
       <w:br/>
       <w:br/>
     </w:r>

--- a/tillsyn/A 31799-2020 tillsynsbegäran.docx
+++ b/tillsyn/A 31799-2020 tillsynsbegäran.docx
@@ -314,7 +314,7 @@
     <w:r>
       <w:tab/>
       <w:tab/>
-      <w:t>2025-01-01</w:t>
+      <w:t>2025-01-02</w:t>
       <w:br/>
       <w:br/>
     </w:r>

--- a/tillsyn/A 31799-2020 tillsynsbegäran.docx
+++ b/tillsyn/A 31799-2020 tillsynsbegäran.docx
@@ -314,7 +314,7 @@
     <w:r>
       <w:tab/>
       <w:tab/>
-      <w:t>2025-01-02</w:t>
+      <w:t>2025-01-03</w:t>
       <w:br/>
       <w:br/>
     </w:r>

--- a/tillsyn/A 31799-2020 tillsynsbegäran.docx
+++ b/tillsyn/A 31799-2020 tillsynsbegäran.docx
@@ -347,7 +347,7 @@
     <w:r>
       <w:tab/>
       <w:tab/>
-      <w:t>2025-01-30</w:t>
+      <w:t>2025-01-31</w:t>
       <w:br/>
       <w:br/>
     </w:r>

--- a/tillsyn/A 31799-2020 tillsynsbegäran.docx
+++ b/tillsyn/A 31799-2020 tillsynsbegäran.docx
@@ -347,7 +347,7 @@
     <w:r>
       <w:tab/>
       <w:tab/>
-      <w:t>2025-01-31</w:t>
+      <w:t>2025-02-02</w:t>
       <w:br/>
       <w:br/>
     </w:r>

--- a/tillsyn/A 31799-2020 tillsynsbegäran.docx
+++ b/tillsyn/A 31799-2020 tillsynsbegäran.docx
@@ -347,7 +347,7 @@
     <w:r>
       <w:tab/>
       <w:tab/>
-      <w:t>2025-02-02</w:t>
+      <w:t>2025-02-03</w:t>
       <w:br/>
       <w:br/>
     </w:r>

--- a/tillsyn/A 31799-2020 tillsynsbegäran.docx
+++ b/tillsyn/A 31799-2020 tillsynsbegäran.docx
@@ -347,7 +347,7 @@
     <w:r>
       <w:tab/>
       <w:tab/>
-      <w:t>2025-02-03</w:t>
+      <w:t>2025-02-04</w:t>
       <w:br/>
       <w:br/>
     </w:r>

--- a/tillsyn/A 31799-2020 tillsynsbegäran.docx
+++ b/tillsyn/A 31799-2020 tillsynsbegäran.docx
@@ -347,7 +347,7 @@
     <w:r>
       <w:tab/>
       <w:tab/>
-      <w:t>2025-02-04</w:t>
+      <w:t>2025-02-05</w:t>
       <w:br/>
       <w:br/>
     </w:r>

--- a/tillsyn/A 31799-2020 tillsynsbegäran.docx
+++ b/tillsyn/A 31799-2020 tillsynsbegäran.docx
@@ -347,7 +347,7 @@
     <w:r>
       <w:tab/>
       <w:tab/>
-      <w:t>2025-02-05</w:t>
+      <w:t>2025-02-06</w:t>
       <w:br/>
       <w:br/>
     </w:r>

--- a/tillsyn/A 31799-2020 tillsynsbegäran.docx
+++ b/tillsyn/A 31799-2020 tillsynsbegäran.docx
@@ -347,7 +347,7 @@
     <w:r>
       <w:tab/>
       <w:tab/>
-      <w:t>2025-02-06</w:t>
+      <w:t>2025-02-07</w:t>
       <w:br/>
       <w:br/>
     </w:r>

--- a/tillsyn/A 31799-2020 tillsynsbegäran.docx
+++ b/tillsyn/A 31799-2020 tillsynsbegäran.docx
@@ -347,7 +347,7 @@
     <w:r>
       <w:tab/>
       <w:tab/>
-      <w:t>2025-02-07</w:t>
+      <w:t>2025-02-08</w:t>
       <w:br/>
       <w:br/>
     </w:r>

--- a/tillsyn/A 31799-2020 tillsynsbegäran.docx
+++ b/tillsyn/A 31799-2020 tillsynsbegäran.docx
@@ -347,7 +347,7 @@
     <w:r>
       <w:tab/>
       <w:tab/>
-      <w:t>2025-02-08</w:t>
+      <w:t>2025-02-09</w:t>
       <w:br/>
       <w:br/>
     </w:r>

--- a/tillsyn/A 31799-2020 tillsynsbegäran.docx
+++ b/tillsyn/A 31799-2020 tillsynsbegäran.docx
@@ -347,7 +347,7 @@
     <w:r>
       <w:tab/>
       <w:tab/>
-      <w:t>2025-02-09</w:t>
+      <w:t>2025-02-10</w:t>
       <w:br/>
       <w:br/>
     </w:r>

--- a/tillsyn/A 31799-2020 tillsynsbegäran.docx
+++ b/tillsyn/A 31799-2020 tillsynsbegäran.docx
@@ -347,7 +347,7 @@
     <w:r>
       <w:tab/>
       <w:tab/>
-      <w:t>2025-02-10</w:t>
+      <w:t>2025-02-11</w:t>
       <w:br/>
       <w:br/>
     </w:r>

--- a/tillsyn/A 31799-2020 tillsynsbegäran.docx
+++ b/tillsyn/A 31799-2020 tillsynsbegäran.docx
@@ -347,7 +347,7 @@
     <w:r>
       <w:tab/>
       <w:tab/>
-      <w:t>2025-02-11</w:t>
+      <w:t>2025-02-12</w:t>
       <w:br/>
       <w:br/>
     </w:r>

--- a/tillsyn/A 31799-2020 tillsynsbegäran.docx
+++ b/tillsyn/A 31799-2020 tillsynsbegäran.docx
@@ -347,7 +347,7 @@
     <w:r>
       <w:tab/>
       <w:tab/>
-      <w:t>2025-02-12</w:t>
+      <w:t>2025-02-13</w:t>
       <w:br/>
       <w:br/>
     </w:r>

--- a/tillsyn/A 31799-2020 tillsynsbegäran.docx
+++ b/tillsyn/A 31799-2020 tillsynsbegäran.docx
@@ -347,7 +347,7 @@
     <w:r>
       <w:tab/>
       <w:tab/>
-      <w:t>2025-02-13</w:t>
+      <w:t>2025-02-14</w:t>
       <w:br/>
       <w:br/>
     </w:r>

--- a/tillsyn/A 31799-2020 tillsynsbegäran.docx
+++ b/tillsyn/A 31799-2020 tillsynsbegäran.docx
@@ -347,7 +347,7 @@
     <w:r>
       <w:tab/>
       <w:tab/>
-      <w:t>2025-02-14</w:t>
+      <w:t>2025-02-15</w:t>
       <w:br/>
       <w:br/>
     </w:r>

--- a/tillsyn/A 31799-2020 tillsynsbegäran.docx
+++ b/tillsyn/A 31799-2020 tillsynsbegäran.docx
@@ -347,7 +347,7 @@
     <w:r>
       <w:tab/>
       <w:tab/>
-      <w:t>2025-02-15</w:t>
+      <w:t>2025-02-16</w:t>
       <w:br/>
       <w:br/>
     </w:r>

--- a/tillsyn/A 31799-2020 tillsynsbegäran.docx
+++ b/tillsyn/A 31799-2020 tillsynsbegäran.docx
@@ -347,7 +347,7 @@
     <w:r>
       <w:tab/>
       <w:tab/>
-      <w:t>2025-02-16</w:t>
+      <w:t>2025-02-17</w:t>
       <w:br/>
       <w:br/>
     </w:r>

--- a/tillsyn/A 31799-2020 tillsynsbegäran.docx
+++ b/tillsyn/A 31799-2020 tillsynsbegäran.docx
@@ -347,7 +347,7 @@
     <w:r>
       <w:tab/>
       <w:tab/>
-      <w:t>2025-02-17</w:t>
+      <w:t>2025-02-18</w:t>
       <w:br/>
       <w:br/>
     </w:r>

--- a/tillsyn/A 31799-2020 tillsynsbegäran.docx
+++ b/tillsyn/A 31799-2020 tillsynsbegäran.docx
@@ -347,7 +347,7 @@
     <w:r>
       <w:tab/>
       <w:tab/>
-      <w:t>2025-02-18</w:t>
+      <w:t>2025-02-19</w:t>
       <w:br/>
       <w:br/>
     </w:r>

--- a/tillsyn/A 31799-2020 tillsynsbegäran.docx
+++ b/tillsyn/A 31799-2020 tillsynsbegäran.docx
@@ -347,7 +347,7 @@
     <w:r>
       <w:tab/>
       <w:tab/>
-      <w:t>2025-02-19</w:t>
+      <w:t>2025-02-20</w:t>
       <w:br/>
       <w:br/>
     </w:r>

--- a/tillsyn/A 31799-2020 tillsynsbegäran.docx
+++ b/tillsyn/A 31799-2020 tillsynsbegäran.docx
@@ -347,7 +347,7 @@
     <w:r>
       <w:tab/>
       <w:tab/>
-      <w:t>2025-02-20</w:t>
+      <w:t>2025-02-21</w:t>
       <w:br/>
       <w:br/>
     </w:r>

--- a/tillsyn/A 31799-2020 tillsynsbegäran.docx
+++ b/tillsyn/A 31799-2020 tillsynsbegäran.docx
@@ -347,7 +347,7 @@
     <w:r>
       <w:tab/>
       <w:tab/>
-      <w:t>2025-02-21</w:t>
+      <w:t>2025-02-22</w:t>
       <w:br/>
       <w:br/>
     </w:r>

--- a/tillsyn/A 31799-2020 tillsynsbegäran.docx
+++ b/tillsyn/A 31799-2020 tillsynsbegäran.docx
@@ -347,7 +347,7 @@
     <w:r>
       <w:tab/>
       <w:tab/>
-      <w:t>2025-02-22</w:t>
+      <w:t>2025-02-23</w:t>
       <w:br/>
       <w:br/>
     </w:r>

--- a/tillsyn/A 31799-2020 tillsynsbegäran.docx
+++ b/tillsyn/A 31799-2020 tillsynsbegäran.docx
@@ -347,7 +347,7 @@
     <w:r>
       <w:tab/>
       <w:tab/>
-      <w:t>2025-02-23</w:t>
+      <w:t>2025-02-24</w:t>
       <w:br/>
       <w:br/>
     </w:r>

--- a/tillsyn/A 31799-2020 tillsynsbegäran.docx
+++ b/tillsyn/A 31799-2020 tillsynsbegäran.docx
@@ -347,7 +347,7 @@
     <w:r>
       <w:tab/>
       <w:tab/>
-      <w:t>2025-03-02</w:t>
+      <w:t>2025-03-03</w:t>
       <w:br/>
       <w:br/>
     </w:r>

--- a/tillsyn/A 31799-2020 tillsynsbegäran.docx
+++ b/tillsyn/A 31799-2020 tillsynsbegäran.docx
@@ -347,7 +347,7 @@
     <w:r>
       <w:tab/>
       <w:tab/>
-      <w:t>2025-03-03</w:t>
+      <w:t>2025-03-04</w:t>
       <w:br/>
       <w:br/>
     </w:r>

--- a/tillsyn/A 31799-2020 tillsynsbegäran.docx
+++ b/tillsyn/A 31799-2020 tillsynsbegäran.docx
@@ -347,7 +347,7 @@
     <w:r>
       <w:tab/>
       <w:tab/>
-      <w:t>2025-03-04</w:t>
+      <w:t>2025-03-05</w:t>
       <w:br/>
       <w:br/>
     </w:r>

--- a/tillsyn/A 31799-2020 tillsynsbegäran.docx
+++ b/tillsyn/A 31799-2020 tillsynsbegäran.docx
@@ -347,7 +347,7 @@
     <w:r>
       <w:tab/>
       <w:tab/>
-      <w:t>2025-03-05</w:t>
+      <w:t>2025-03-06</w:t>
       <w:br/>
       <w:br/>
     </w:r>

--- a/tillsyn/A 31799-2020 tillsynsbegäran.docx
+++ b/tillsyn/A 31799-2020 tillsynsbegäran.docx
@@ -347,7 +347,7 @@
     <w:r>
       <w:tab/>
       <w:tab/>
-      <w:t>2025-03-06</w:t>
+      <w:t>2025-03-07</w:t>
       <w:br/>
       <w:br/>
     </w:r>

--- a/tillsyn/A 31799-2020 tillsynsbegäran.docx
+++ b/tillsyn/A 31799-2020 tillsynsbegäran.docx
@@ -347,7 +347,7 @@
     <w:r>
       <w:tab/>
       <w:tab/>
-      <w:t>2025-03-07</w:t>
+      <w:t>2025-03-08</w:t>
       <w:br/>
       <w:br/>
     </w:r>

--- a/tillsyn/A 31799-2020 tillsynsbegäran.docx
+++ b/tillsyn/A 31799-2020 tillsynsbegäran.docx
@@ -347,7 +347,7 @@
     <w:r>
       <w:tab/>
       <w:tab/>
-      <w:t>2025-03-08</w:t>
+      <w:t>2025-03-09</w:t>
       <w:br/>
       <w:br/>
     </w:r>

--- a/tillsyn/A 31799-2020 tillsynsbegäran.docx
+++ b/tillsyn/A 31799-2020 tillsynsbegäran.docx
@@ -347,7 +347,7 @@
     <w:r>
       <w:tab/>
       <w:tab/>
-      <w:t>2025-03-09</w:t>
+      <w:t>2025-03-10</w:t>
       <w:br/>
       <w:br/>
     </w:r>

--- a/tillsyn/A 31799-2020 tillsynsbegäran.docx
+++ b/tillsyn/A 31799-2020 tillsynsbegäran.docx
@@ -347,7 +347,7 @@
     <w:r>
       <w:tab/>
       <w:tab/>
-      <w:t>2025-03-10</w:t>
+      <w:t>2025-03-11</w:t>
       <w:br/>
       <w:br/>
     </w:r>

--- a/tillsyn/A 31799-2020 tillsynsbegäran.docx
+++ b/tillsyn/A 31799-2020 tillsynsbegäran.docx
@@ -347,7 +347,7 @@
     <w:r>
       <w:tab/>
       <w:tab/>
-      <w:t>2025-03-11</w:t>
+      <w:t>2025-03-12</w:t>
       <w:br/>
       <w:br/>
     </w:r>

--- a/tillsyn/A 31799-2020 tillsynsbegäran.docx
+++ b/tillsyn/A 31799-2020 tillsynsbegäran.docx
@@ -347,7 +347,7 @@
     <w:r>
       <w:tab/>
       <w:tab/>
-      <w:t>2025-03-12</w:t>
+      <w:t>2025-03-13</w:t>
       <w:br/>
       <w:br/>
     </w:r>

--- a/tillsyn/A 31799-2020 tillsynsbegäran.docx
+++ b/tillsyn/A 31799-2020 tillsynsbegäran.docx
@@ -347,7 +347,7 @@
     <w:r>
       <w:tab/>
       <w:tab/>
-      <w:t>2025-03-13</w:t>
+      <w:t>2025-03-14</w:t>
       <w:br/>
       <w:br/>
     </w:r>

--- a/tillsyn/A 31799-2020 tillsynsbegäran.docx
+++ b/tillsyn/A 31799-2020 tillsynsbegäran.docx
@@ -347,7 +347,7 @@
     <w:r>
       <w:tab/>
       <w:tab/>
-      <w:t>2025-03-14</w:t>
+      <w:t>2025-03-15</w:t>
       <w:br/>
       <w:br/>
     </w:r>

--- a/tillsyn/A 31799-2020 tillsynsbegäran.docx
+++ b/tillsyn/A 31799-2020 tillsynsbegäran.docx
@@ -347,7 +347,7 @@
     <w:r>
       <w:tab/>
       <w:tab/>
-      <w:t>2025-03-15</w:t>
+      <w:t>2025-03-16</w:t>
       <w:br/>
       <w:br/>
     </w:r>

--- a/tillsyn/A 31799-2020 tillsynsbegäran.docx
+++ b/tillsyn/A 31799-2020 tillsynsbegäran.docx
@@ -347,7 +347,7 @@
     <w:r>
       <w:tab/>
       <w:tab/>
-      <w:t>2025-03-16</w:t>
+      <w:t>2025-03-17</w:t>
       <w:br/>
       <w:br/>
     </w:r>

--- a/tillsyn/A 31799-2020 tillsynsbegäran.docx
+++ b/tillsyn/A 31799-2020 tillsynsbegäran.docx
@@ -347,7 +347,7 @@
     <w:r>
       <w:tab/>
       <w:tab/>
-      <w:t>2025-03-17</w:t>
+      <w:t>2025-03-18</w:t>
       <w:br/>
       <w:br/>
     </w:r>

--- a/tillsyn/A 31799-2020 tillsynsbegäran.docx
+++ b/tillsyn/A 31799-2020 tillsynsbegäran.docx
@@ -347,7 +347,7 @@
     <w:r>
       <w:tab/>
       <w:tab/>
-      <w:t>2025-03-18</w:t>
+      <w:t>2025-03-19</w:t>
       <w:br/>
       <w:br/>
     </w:r>

--- a/tillsyn/A 31799-2020 tillsynsbegäran.docx
+++ b/tillsyn/A 31799-2020 tillsynsbegäran.docx
@@ -347,7 +347,7 @@
     <w:r>
       <w:tab/>
       <w:tab/>
-      <w:t>2025-03-19</w:t>
+      <w:t>2025-03-20</w:t>
       <w:br/>
       <w:br/>
     </w:r>

--- a/tillsyn/A 31799-2020 tillsynsbegäran.docx
+++ b/tillsyn/A 31799-2020 tillsynsbegäran.docx
@@ -347,7 +347,7 @@
     <w:r>
       <w:tab/>
       <w:tab/>
-      <w:t>2025-03-20</w:t>
+      <w:t>2025-03-21</w:t>
       <w:br/>
       <w:br/>
     </w:r>

--- a/tillsyn/A 31799-2020 tillsynsbegäran.docx
+++ b/tillsyn/A 31799-2020 tillsynsbegäran.docx
@@ -347,7 +347,7 @@
     <w:r>
       <w:tab/>
       <w:tab/>
-      <w:t>2025-03-21</w:t>
+      <w:t>2025-03-22</w:t>
       <w:br/>
       <w:br/>
     </w:r>

--- a/tillsyn/A 31799-2020 tillsynsbegäran.docx
+++ b/tillsyn/A 31799-2020 tillsynsbegäran.docx
@@ -347,7 +347,7 @@
     <w:r>
       <w:tab/>
       <w:tab/>
-      <w:t>2025-03-22</w:t>
+      <w:t>2025-03-23</w:t>
       <w:br/>
       <w:br/>
     </w:r>

--- a/tillsyn/A 31799-2020 tillsynsbegäran.docx
+++ b/tillsyn/A 31799-2020 tillsynsbegäran.docx
@@ -347,7 +347,7 @@
     <w:r>
       <w:tab/>
       <w:tab/>
-      <w:t>2025-03-23</w:t>
+      <w:t>2025-03-24</w:t>
       <w:br/>
       <w:br/>
     </w:r>

--- a/tillsyn/A 31799-2020 tillsynsbegäran.docx
+++ b/tillsyn/A 31799-2020 tillsynsbegäran.docx
@@ -347,7 +347,7 @@
     <w:r>
       <w:tab/>
       <w:tab/>
-      <w:t>2025-03-24</w:t>
+      <w:t>2025-03-25</w:t>
       <w:br/>
       <w:br/>
     </w:r>

--- a/tillsyn/A 31799-2020 tillsynsbegäran.docx
+++ b/tillsyn/A 31799-2020 tillsynsbegäran.docx
@@ -347,7 +347,7 @@
     <w:r>
       <w:tab/>
       <w:tab/>
-      <w:t>2025-03-25</w:t>
+      <w:t>2025-03-26</w:t>
       <w:br/>
       <w:br/>
     </w:r>

--- a/tillsyn/A 31799-2020 tillsynsbegäran.docx
+++ b/tillsyn/A 31799-2020 tillsynsbegäran.docx
@@ -347,7 +347,7 @@
     <w:r>
       <w:tab/>
       <w:tab/>
-      <w:t>2025-03-26</w:t>
+      <w:t>2025-03-27</w:t>
       <w:br/>
       <w:br/>
     </w:r>

--- a/tillsyn/A 31799-2020 tillsynsbegäran.docx
+++ b/tillsyn/A 31799-2020 tillsynsbegäran.docx
@@ -347,7 +347,7 @@
     <w:r>
       <w:tab/>
       <w:tab/>
-      <w:t>2025-03-27</w:t>
+      <w:t>2025-03-28</w:t>
       <w:br/>
       <w:br/>
     </w:r>

--- a/tillsyn/A 31799-2020 tillsynsbegäran.docx
+++ b/tillsyn/A 31799-2020 tillsynsbegäran.docx
@@ -347,7 +347,7 @@
     <w:r>
       <w:tab/>
       <w:tab/>
-      <w:t>2025-04-02</w:t>
+      <w:t>2025-04-03</w:t>
       <w:br/>
       <w:br/>
     </w:r>

--- a/tillsyn/A 31799-2020 tillsynsbegäran.docx
+++ b/tillsyn/A 31799-2020 tillsynsbegäran.docx
@@ -347,7 +347,7 @@
     <w:r>
       <w:tab/>
       <w:tab/>
-      <w:t>2025-04-03</w:t>
+      <w:t>2025-04-05</w:t>
       <w:br/>
       <w:br/>
     </w:r>

--- a/tillsyn/A 31799-2020 tillsynsbegäran.docx
+++ b/tillsyn/A 31799-2020 tillsynsbegäran.docx
@@ -347,7 +347,7 @@
     <w:r>
       <w:tab/>
       <w:tab/>
-      <w:t>2025-04-05</w:t>
+      <w:t>2025-04-06</w:t>
       <w:br/>
       <w:br/>
     </w:r>

--- a/tillsyn/A 31799-2020 tillsynsbegäran.docx
+++ b/tillsyn/A 31799-2020 tillsynsbegäran.docx
@@ -347,7 +347,7 @@
     <w:r>
       <w:tab/>
       <w:tab/>
-      <w:t>2025-04-06</w:t>
+      <w:t>2025-04-07</w:t>
       <w:br/>
       <w:br/>
     </w:r>

--- a/tillsyn/A 31799-2020 tillsynsbegäran.docx
+++ b/tillsyn/A 31799-2020 tillsynsbegäran.docx
@@ -347,7 +347,7 @@
     <w:r>
       <w:tab/>
       <w:tab/>
-      <w:t>2025-04-07</w:t>
+      <w:t>2025-04-08</w:t>
       <w:br/>
       <w:br/>
     </w:r>

--- a/tillsyn/A 31799-2020 tillsynsbegäran.docx
+++ b/tillsyn/A 31799-2020 tillsynsbegäran.docx
@@ -347,7 +347,7 @@
     <w:r>
       <w:tab/>
       <w:tab/>
-      <w:t>2025-04-08</w:t>
+      <w:t>2025-04-09</w:t>
       <w:br/>
       <w:br/>
     </w:r>

--- a/tillsyn/A 31799-2020 tillsynsbegäran.docx
+++ b/tillsyn/A 31799-2020 tillsynsbegäran.docx
@@ -95,10 +95,30 @@
         <w:rPr>
           <w:b/>
         </w:rPr>
+        <w:t>Garnlav (NT)</w:t>
+      </w:r>
+      <w:r>
+        <w:t xml:space="preserve"> är en utpräglad barrskogsart som ibland kan drapera träden i norrländska grannaturskogar med hög luftfuktighet. Den förekommer även i talldominerade bestånd där den, förutom i trädens grenverk, påträffas hängande över ojämnheter i tallbarken. Arten har minskat starkt i södra och mellersta Sverige och den minskar även i sitt nordliga utbredningsområde. Orsaken till tillbakagången beror främst på slutavverkningar av naturskogsartade skogar. Bestånd med riklig förekomst bör regelmässigt sparas. Garnlav är värdväxt för den mycket sällsynta och akut hotade fjärilen barrskogslavfly (CR) som hör hemma i boreala barrskogar med riklig förekomst av värdväxten. Tidigare kunde arten konstateras årligen på flera platser vid Dala-Floda i Dalarna innan lokalerna kalavverkades. Senaste fyndet i landet av barrskogslavfly är från år 2000 då den påträffades vid Högberget i Sollefteå kommun (SLU Artdatabanken, 2024).</w:t>
+      </w:r>
+    </w:p>
+    <w:p>
+      <w:r>
+        <w:rPr>
+          <w:b/>
+        </w:rPr>
         <w:t>Gränsticka (NT)</w:t>
       </w:r>
       <w:r>
         <w:t xml:space="preserve"> är en mycket bra signalart inom hela sitt utbredningsområde. Den är huvudsakligen knuten till restbestånd av barrnaturskog och förekommer med ett tydligt optimum i orörda eller måttligt påverkade gamla granskogar där det föreligger långvarig kontinuitet av grov död ved. Lokaler som hyser arten, speciellt i mellersta och södra Sverige, bör undantas från skogsbruk (SLU Artdatabanken, 2024; Nitare &amp; Skogsstyrelsen, 2019).</w:t>
+      </w:r>
+      <w:r>
+        <w:rPr>
+          <w:b/>
+        </w:rPr>
+        <w:t>Grön jordtunga</w:t>
+      </w:r>
+      <w:r>
+        <w:t xml:space="preserve"> växer i fuktiga lövskogar och svämskogar, oftast i direkt anslutning till bäckar, åar, sjöar och skogskärr. Svampen är uttorkningskänslig och den indikerar biotoper med hög luftfuktighet. All avverkning eller dränering innebär ett hot (Nitare &amp; Skogsstyrelsen, 2019).</w:t>
       </w:r>
     </w:p>
     <w:p>
@@ -132,6 +152,35 @@
       </w:r>
       <w:r>
         <w:t>, rödlistad som nära hotad, ingår i en karaktäristisk association av vedsvampar som växer på gamla, grova granlågor i urskogsartade barrskogar. Den är placerad i toppen av Skogsstyrelsens värdepyramid för bedömning av skog med höga naturvärden och indikerar ett granskogsekosystem med långvarig kontinuitet av grova lågor. Artens beroende av grova granlågor innebär att alla skogsskötselåtgärder på eller i omedelbar närhet av lokalerna utgör ett hot på lång sikt. Det är angeläget att populationerna inte ytterligare glesas ut och ett tillräckligt antal områden där arten nu finns måste sparas för framtiden (Nitare &amp; Skogsstyrelsen, 2019; SLU Artdatabanken, 2024).</w:t>
+      </w:r>
+    </w:p>
+    <w:p>
+      <w:r>
+        <w:rPr>
+          <w:b/>
+        </w:rPr>
+        <w:t>Ullticka (NT)</w:t>
+      </w:r>
+      <w:r>
+        <w:t xml:space="preserve"> är knuten till restbestånd av barrnaturskog och förekommer med ett tydligt optimum i orörda eller måttligt påverkade gamla granskogar där det föreligger viss kontinuitet av grov död ved. Ullticka är en bra signalart inom hela sitt utbredningsområde och i södra Sverige är den sällsynt och en god signalart för skyddsvärda granskogsmiljöer. Den hotas av avverkning och fragmentering av naturskog och äldre granskog med lång trädkontinuitet. På ullticka kan ibland ulltickeporing (VU) påträffas - det är en sällsynt ticka som nyligen delats upp i tre olika arter: </w:t>
+      </w:r>
+      <w:r>
+        <w:rPr>
+          <w:i/>
+        </w:rPr>
+        <w:t xml:space="preserve">Skeletocutis brevispora </w:t>
+      </w:r>
+      <w:r>
+        <w:t>(ulltickeporing)</w:t>
+      </w:r>
+      <w:r>
+        <w:rPr>
+          <w:i/>
+        </w:rPr>
+        <w:t>, Skeletocutis delicata och Skeletocutis exilis</w:t>
+      </w:r>
+      <w:r>
+        <w:t>. De två sistnämnda arterna står för närvarande (2020) som ej bedömda i rödlistan (SLU Artdatabanken, 2024; Nitare &amp; Skogsstyrelsen, 2019; Miettinen &amp; Niemelä, 2018).</w:t>
       </w:r>
     </w:p>
     <w:p>
@@ -189,12 +238,12 @@
     </w:p>
     <w:p>
       <w:r>
-        <w:t>Tjäder (§4) är en utpräglad skogsfågel knuten till större sammanhängande barrskogsområden. Tupparna och hönorna utnyttjar till viss del olika miljöer, och habitatvalet varierar dessutom mellan olika delar av året. För att det ska finnas livskraftiga tjäderbestånd krävs funktionella skogslandskap med en blandning av uppvuxen, gles och luckig skog, täta sumpskogar, myrar och andra små våtmarker.</w:t>
+        <w:t>Tjäder (§4) är en utpräglad skogsfågel knuten till större sammanhängande barrskogsområden. Tupparna och hönorna utnyttjar till viss del olika miljöer, och habitatvalet varierar dessutom mellan olika delar av året. För att det ska finnas livskraftiga tjäderbestånd krävs funktionella skogslandskap med en blandning av uppvuxen, gles och luckig skog, täta sumpskogar, myrar och andra små våtmarker (Skogsstyrelsen, 2019).</w:t>
       </w:r>
     </w:p>
     <w:p>
       <w:r>
-        <w:t>Arten försvinner när skogen fragmenteras och den sammanlagda arealen hyggen och andra öppna områden blir för stor. Ett småskaligt och försiktigt virkesuttag genom hyggesfria metoder kan i vissa fall vara möjligt i området inom 200 m från lekcentrum. Längre ut från lekcentrum, inom 200–500 m bör den avverkade ytan inte överskrida 1 hektar för att undvika alltför stora och snabba förändringar.</w:t>
+        <w:t>Arten försvinner när skogen fragmenteras och den sammanlagda arealen hyggen och andra öppna områden blir för stor. Ett småskaligt och försiktigt virkesuttag genom hyggesfria metoder kan i vissa fall vara möjligt i området inom 200 m från lekcentrum. Längre ut från lekcentrum, inom 200–500 m bör den avverkade ytan inte överskrida 1 hektar för att undvika alltför stora och snabba förändringar (Skogsstyrelsen, 2019).</w:t>
       </w:r>
     </w:p>
     <w:p>
@@ -347,7 +396,7 @@
     <w:r>
       <w:tab/>
       <w:tab/>
-      <w:t>2025-04-09</w:t>
+      <w:t>2025-04-10</w:t>
       <w:br/>
       <w:br/>
     </w:r>

--- a/tillsyn/A 31799-2020 tillsynsbegäran.docx
+++ b/tillsyn/A 31799-2020 tillsynsbegäran.docx
@@ -396,7 +396,7 @@
     <w:r>
       <w:tab/>
       <w:tab/>
-      <w:t>2025-04-10</w:t>
+      <w:t>2025-04-11</w:t>
       <w:br/>
       <w:br/>
     </w:r>

--- a/tillsyn/A 31799-2020 tillsynsbegäran.docx
+++ b/tillsyn/A 31799-2020 tillsynsbegäran.docx
@@ -396,7 +396,7 @@
     <w:r>
       <w:tab/>
       <w:tab/>
-      <w:t>2025-04-11</w:t>
+      <w:t>2025-04-12</w:t>
       <w:br/>
       <w:br/>
     </w:r>

--- a/tillsyn/A 31799-2020 tillsynsbegäran.docx
+++ b/tillsyn/A 31799-2020 tillsynsbegäran.docx
@@ -396,7 +396,7 @@
     <w:r>
       <w:tab/>
       <w:tab/>
-      <w:t>2025-04-12</w:t>
+      <w:t>2025-04-13</w:t>
       <w:br/>
       <w:br/>
     </w:r>

--- a/tillsyn/A 31799-2020 tillsynsbegäran.docx
+++ b/tillsyn/A 31799-2020 tillsynsbegäran.docx
@@ -110,15 +110,6 @@
       </w:r>
       <w:r>
         <w:t xml:space="preserve"> är en mycket bra signalart inom hela sitt utbredningsområde. Den är huvudsakligen knuten till restbestånd av barrnaturskog och förekommer med ett tydligt optimum i orörda eller måttligt påverkade gamla granskogar där det föreligger långvarig kontinuitet av grov död ved. Lokaler som hyser arten, speciellt i mellersta och södra Sverige, bör undantas från skogsbruk (SLU Artdatabanken, 2024; Nitare &amp; Skogsstyrelsen, 2019).</w:t>
-      </w:r>
-      <w:r>
-        <w:rPr>
-          <w:b/>
-        </w:rPr>
-        <w:t>Grön jordtunga</w:t>
-      </w:r>
-      <w:r>
-        <w:t xml:space="preserve"> växer i fuktiga lövskogar och svämskogar, oftast i direkt anslutning till bäckar, åar, sjöar och skogskärr. Svampen är uttorkningskänslig och den indikerar biotoper med hög luftfuktighet. All avverkning eller dränering innebär ett hot (Nitare &amp; Skogsstyrelsen, 2019).</w:t>
       </w:r>
     </w:p>
     <w:p>
@@ -396,7 +387,7 @@
     <w:r>
       <w:tab/>
       <w:tab/>
-      <w:t>2025-04-13</w:t>
+      <w:t>2025-04-14</w:t>
       <w:br/>
       <w:br/>
     </w:r>

--- a/tillsyn/A 31799-2020 tillsynsbegäran.docx
+++ b/tillsyn/A 31799-2020 tillsynsbegäran.docx
@@ -387,7 +387,7 @@
     <w:r>
       <w:tab/>
       <w:tab/>
-      <w:t>2025-04-14</w:t>
+      <w:t>2025-04-15</w:t>
       <w:br/>
       <w:br/>
     </w:r>

--- a/tillsyn/A 31799-2020 tillsynsbegäran.docx
+++ b/tillsyn/A 31799-2020 tillsynsbegäran.docx
@@ -387,7 +387,7 @@
     <w:r>
       <w:tab/>
       <w:tab/>
-      <w:t>2025-04-15</w:t>
+      <w:t>2025-04-16</w:t>
       <w:br/>
       <w:br/>
     </w:r>

--- a/tillsyn/A 31799-2020 tillsynsbegäran.docx
+++ b/tillsyn/A 31799-2020 tillsynsbegäran.docx
@@ -387,7 +387,7 @@
     <w:r>
       <w:tab/>
       <w:tab/>
-      <w:t>2025-04-16</w:t>
+      <w:t>2025-04-17</w:t>
       <w:br/>
       <w:br/>
     </w:r>

--- a/tillsyn/A 31799-2020 tillsynsbegäran.docx
+++ b/tillsyn/A 31799-2020 tillsynsbegäran.docx
@@ -387,7 +387,7 @@
     <w:r>
       <w:tab/>
       <w:tab/>
-      <w:t>2025-04-17</w:t>
+      <w:t>2025-04-18</w:t>
       <w:br/>
       <w:br/>
     </w:r>

--- a/tillsyn/A 31799-2020 tillsynsbegäran.docx
+++ b/tillsyn/A 31799-2020 tillsynsbegäran.docx
@@ -409,7 +409,7 @@
     <w:r>
       <w:tab/>
       <w:tab/>
-      <w:t>2025-05-03</w:t>
+      <w:t>2025-05-04</w:t>
       <w:br/>
       <w:br/>
     </w:r>

--- a/tillsyn/A 31799-2020 tillsynsbegäran.docx
+++ b/tillsyn/A 31799-2020 tillsynsbegäran.docx
@@ -409,7 +409,7 @@
     <w:r>
       <w:tab/>
       <w:tab/>
-      <w:t>2025-05-04</w:t>
+      <w:t>2025-05-06</w:t>
       <w:br/>
       <w:br/>
     </w:r>

--- a/tillsyn/A 31799-2020 tillsynsbegäran.docx
+++ b/tillsyn/A 31799-2020 tillsynsbegäran.docx
@@ -409,7 +409,7 @@
     <w:r>
       <w:tab/>
       <w:tab/>
-      <w:t>2025-05-06</w:t>
+      <w:t>2025-05-07</w:t>
       <w:br/>
       <w:br/>
     </w:r>

--- a/tillsyn/A 31799-2020 tillsynsbegäran.docx
+++ b/tillsyn/A 31799-2020 tillsynsbegäran.docx
@@ -409,7 +409,7 @@
     <w:r>
       <w:tab/>
       <w:tab/>
-      <w:t>2025-05-07</w:t>
+      <w:t>2025-05-08</w:t>
       <w:br/>
       <w:br/>
     </w:r>

--- a/tillsyn/A 31799-2020 tillsynsbegäran.docx
+++ b/tillsyn/A 31799-2020 tillsynsbegäran.docx
@@ -409,7 +409,7 @@
     <w:r>
       <w:tab/>
       <w:tab/>
-      <w:t>2025-05-08</w:t>
+      <w:t>2025-05-09</w:t>
       <w:br/>
       <w:br/>
     </w:r>

--- a/tillsyn/A 31799-2020 tillsynsbegäran.docx
+++ b/tillsyn/A 31799-2020 tillsynsbegäran.docx
@@ -409,7 +409,7 @@
     <w:r>
       <w:tab/>
       <w:tab/>
-      <w:t>2025-05-09</w:t>
+      <w:t>2025-05-10</w:t>
       <w:br/>
       <w:br/>
     </w:r>

--- a/tillsyn/A 31799-2020 tillsynsbegäran.docx
+++ b/tillsyn/A 31799-2020 tillsynsbegäran.docx
@@ -409,7 +409,7 @@
     <w:r>
       <w:tab/>
       <w:tab/>
-      <w:t>2025-05-10</w:t>
+      <w:t>2025-05-11</w:t>
       <w:br/>
       <w:br/>
     </w:r>

--- a/tillsyn/A 31799-2020 tillsynsbegäran.docx
+++ b/tillsyn/A 31799-2020 tillsynsbegäran.docx
@@ -409,7 +409,7 @@
     <w:r>
       <w:tab/>
       <w:tab/>
-      <w:t>2025-05-11</w:t>
+      <w:t>2025-05-12</w:t>
       <w:br/>
       <w:br/>
     </w:r>

--- a/tillsyn/A 31799-2020 tillsynsbegäran.docx
+++ b/tillsyn/A 31799-2020 tillsynsbegäran.docx
@@ -409,7 +409,7 @@
     <w:r>
       <w:tab/>
       <w:tab/>
-      <w:t>2025-05-12</w:t>
+      <w:t>2025-05-13</w:t>
       <w:br/>
       <w:br/>
     </w:r>

--- a/tillsyn/A 31799-2020 tillsynsbegäran.docx
+++ b/tillsyn/A 31799-2020 tillsynsbegäran.docx
@@ -409,7 +409,7 @@
     <w:r>
       <w:tab/>
       <w:tab/>
-      <w:t>2025-05-13</w:t>
+      <w:t>2025-05-14</w:t>
       <w:br/>
       <w:br/>
     </w:r>

--- a/tillsyn/A 31799-2020 tillsynsbegäran.docx
+++ b/tillsyn/A 31799-2020 tillsynsbegäran.docx
@@ -409,7 +409,7 @@
     <w:r>
       <w:tab/>
       <w:tab/>
-      <w:t>2025-05-14</w:t>
+      <w:t>2025-05-15</w:t>
       <w:br/>
       <w:br/>
     </w:r>

--- a/tillsyn/A 31799-2020 tillsynsbegäran.docx
+++ b/tillsyn/A 31799-2020 tillsynsbegäran.docx
@@ -409,7 +409,7 @@
     <w:r>
       <w:tab/>
       <w:tab/>
-      <w:t>2025-05-15</w:t>
+      <w:t>2025-05-16</w:t>
       <w:br/>
       <w:br/>
     </w:r>

--- a/tillsyn/A 31799-2020 tillsynsbegäran.docx
+++ b/tillsyn/A 31799-2020 tillsynsbegäran.docx
@@ -409,7 +409,7 @@
     <w:r>
       <w:tab/>
       <w:tab/>
-      <w:t>2025-05-16</w:t>
+      <w:t>2025-05-17</w:t>
       <w:br/>
       <w:br/>
     </w:r>

--- a/tillsyn/A 31799-2020 tillsynsbegäran.docx
+++ b/tillsyn/A 31799-2020 tillsynsbegäran.docx
@@ -409,7 +409,7 @@
     <w:r>
       <w:tab/>
       <w:tab/>
-      <w:t>2025-05-17</w:t>
+      <w:t>2025-05-18</w:t>
       <w:br/>
       <w:br/>
     </w:r>

--- a/tillsyn/A 31799-2020 tillsynsbegäran.docx
+++ b/tillsyn/A 31799-2020 tillsynsbegäran.docx
@@ -409,7 +409,7 @@
     <w:r>
       <w:tab/>
       <w:tab/>
-      <w:t>2025-05-18</w:t>
+      <w:t>2025-05-19</w:t>
       <w:br/>
       <w:br/>
     </w:r>

--- a/tillsyn/A 31799-2020 tillsynsbegäran.docx
+++ b/tillsyn/A 31799-2020 tillsynsbegäran.docx
@@ -409,7 +409,7 @@
     <w:r>
       <w:tab/>
       <w:tab/>
-      <w:t>2025-05-19</w:t>
+      <w:t>2025-05-20</w:t>
       <w:br/>
       <w:br/>
     </w:r>

--- a/tillsyn/A 31799-2020 tillsynsbegäran.docx
+++ b/tillsyn/A 31799-2020 tillsynsbegäran.docx
@@ -409,7 +409,7 @@
     <w:r>
       <w:tab/>
       <w:tab/>
-      <w:t>2025-05-20</w:t>
+      <w:t>2025-05-21</w:t>
       <w:br/>
       <w:br/>
     </w:r>

--- a/tillsyn/A 31799-2020 tillsynsbegäran.docx
+++ b/tillsyn/A 31799-2020 tillsynsbegäran.docx
@@ -409,7 +409,7 @@
     <w:r>
       <w:tab/>
       <w:tab/>
-      <w:t>2025-05-21</w:t>
+      <w:t>2025-05-22</w:t>
       <w:br/>
       <w:br/>
     </w:r>

--- a/tillsyn/A 31799-2020 tillsynsbegäran.docx
+++ b/tillsyn/A 31799-2020 tillsynsbegäran.docx
@@ -409,7 +409,7 @@
     <w:r>
       <w:tab/>
       <w:tab/>
-      <w:t>2025-05-22</w:t>
+      <w:t>2025-05-23</w:t>
       <w:br/>
       <w:br/>
     </w:r>

--- a/tillsyn/A 31799-2020 tillsynsbegäran.docx
+++ b/tillsyn/A 31799-2020 tillsynsbegäran.docx
@@ -409,7 +409,7 @@
     <w:r>
       <w:tab/>
       <w:tab/>
-      <w:t>2025-05-23</w:t>
+      <w:t>2025-05-24</w:t>
       <w:br/>
       <w:br/>
     </w:r>

--- a/tillsyn/A 31799-2020 tillsynsbegäran.docx
+++ b/tillsyn/A 31799-2020 tillsynsbegäran.docx
@@ -409,7 +409,7 @@
     <w:r>
       <w:tab/>
       <w:tab/>
-      <w:t>2025-05-24</w:t>
+      <w:t>2025-05-25</w:t>
       <w:br/>
       <w:br/>
     </w:r>

--- a/tillsyn/A 31799-2020 tillsynsbegäran.docx
+++ b/tillsyn/A 31799-2020 tillsynsbegäran.docx
@@ -409,7 +409,7 @@
     <w:r>
       <w:tab/>
       <w:tab/>
-      <w:t>2025-05-25</w:t>
+      <w:t>2025-05-26</w:t>
       <w:br/>
       <w:br/>
     </w:r>

--- a/tillsyn/A 31799-2020 tillsynsbegäran.docx
+++ b/tillsyn/A 31799-2020 tillsynsbegäran.docx
@@ -409,7 +409,7 @@
     <w:r>
       <w:tab/>
       <w:tab/>
-      <w:t>2025-05-26</w:t>
+      <w:t>2025-05-27</w:t>
       <w:br/>
       <w:br/>
     </w:r>

--- a/tillsyn/A 31799-2020 tillsynsbegäran.docx
+++ b/tillsyn/A 31799-2020 tillsynsbegäran.docx
@@ -409,7 +409,7 @@
     <w:r>
       <w:tab/>
       <w:tab/>
-      <w:t>2025-05-27</w:t>
+      <w:t>2025-05-30</w:t>
       <w:br/>
       <w:br/>
     </w:r>

--- a/tillsyn/A 31799-2020 tillsynsbegäran.docx
+++ b/tillsyn/A 31799-2020 tillsynsbegäran.docx
@@ -409,7 +409,7 @@
     <w:r>
       <w:tab/>
       <w:tab/>
-      <w:t>2025-05-30</w:t>
+      <w:t>2025-06-01</w:t>
       <w:br/>
       <w:br/>
     </w:r>

--- a/tillsyn/A 31799-2020 tillsynsbegäran.docx
+++ b/tillsyn/A 31799-2020 tillsynsbegäran.docx
@@ -409,7 +409,7 @@
     <w:r>
       <w:tab/>
       <w:tab/>
-      <w:t>2025-06-01</w:t>
+      <w:t>2025-06-02</w:t>
       <w:br/>
       <w:br/>
     </w:r>

--- a/tillsyn/A 31799-2020 tillsynsbegäran.docx
+++ b/tillsyn/A 31799-2020 tillsynsbegäran.docx
@@ -409,7 +409,7 @@
     <w:r>
       <w:tab/>
       <w:tab/>
-      <w:t>2025-06-02</w:t>
+      <w:t>2025-06-03</w:t>
       <w:br/>
       <w:br/>
     </w:r>

--- a/tillsyn/A 31799-2020 tillsynsbegäran.docx
+++ b/tillsyn/A 31799-2020 tillsynsbegäran.docx
@@ -409,7 +409,7 @@
     <w:r>
       <w:tab/>
       <w:tab/>
-      <w:t>2025-06-03</w:t>
+      <w:t>2025-06-04</w:t>
       <w:br/>
       <w:br/>
     </w:r>

--- a/tillsyn/A 31799-2020 tillsynsbegäran.docx
+++ b/tillsyn/A 31799-2020 tillsynsbegäran.docx
@@ -409,7 +409,7 @@
     <w:r>
       <w:tab/>
       <w:tab/>
-      <w:t>2025-06-04</w:t>
+      <w:t>2025-06-05</w:t>
       <w:br/>
       <w:br/>
     </w:r>

--- a/tillsyn/A 31799-2020 tillsynsbegäran.docx
+++ b/tillsyn/A 31799-2020 tillsynsbegäran.docx
@@ -409,7 +409,7 @@
     <w:r>
       <w:tab/>
       <w:tab/>
-      <w:t>2025-06-05</w:t>
+      <w:t>2025-06-13</w:t>
       <w:br/>
       <w:br/>
     </w:r>

--- a/tillsyn/A 31799-2020 tillsynsbegäran.docx
+++ b/tillsyn/A 31799-2020 tillsynsbegäran.docx
@@ -409,7 +409,7 @@
     <w:r>
       <w:tab/>
       <w:tab/>
-      <w:t>2025-06-13</w:t>
+      <w:t>2025-06-15</w:t>
       <w:br/>
       <w:br/>
     </w:r>

--- a/tillsyn/A 31799-2020 tillsynsbegäran.docx
+++ b/tillsyn/A 31799-2020 tillsynsbegäran.docx
@@ -409,7 +409,7 @@
     <w:r>
       <w:tab/>
       <w:tab/>
-      <w:t>2025-06-15</w:t>
+      <w:t>2025-06-16</w:t>
       <w:br/>
       <w:br/>
     </w:r>

--- a/tillsyn/A 31799-2020 tillsynsbegäran.docx
+++ b/tillsyn/A 31799-2020 tillsynsbegäran.docx
@@ -409,7 +409,7 @@
     <w:r>
       <w:tab/>
       <w:tab/>
-      <w:t>2025-06-16</w:t>
+      <w:t>2025-06-17</w:t>
       <w:br/>
       <w:br/>
     </w:r>

--- a/tillsyn/A 31799-2020 tillsynsbegäran.docx
+++ b/tillsyn/A 31799-2020 tillsynsbegäran.docx
@@ -409,7 +409,7 @@
     <w:r>
       <w:tab/>
       <w:tab/>
-      <w:t>2025-06-17</w:t>
+      <w:t>2025-06-18</w:t>
       <w:br/>
       <w:br/>
     </w:r>

--- a/tillsyn/A 31799-2020 tillsynsbegäran.docx
+++ b/tillsyn/A 31799-2020 tillsynsbegäran.docx
@@ -409,7 +409,7 @@
     <w:r>
       <w:tab/>
       <w:tab/>
-      <w:t>2025-06-18</w:t>
+      <w:t>2025-06-19</w:t>
       <w:br/>
       <w:br/>
     </w:r>

--- a/tillsyn/A 31799-2020 tillsynsbegäran.docx
+++ b/tillsyn/A 31799-2020 tillsynsbegäran.docx
@@ -409,7 +409,7 @@
     <w:r>
       <w:tab/>
       <w:tab/>
-      <w:t>2025-06-19</w:t>
+      <w:t>2025-06-20</w:t>
       <w:br/>
       <w:br/>
     </w:r>

--- a/tillsyn/A 31799-2020 tillsynsbegäran.docx
+++ b/tillsyn/A 31799-2020 tillsynsbegäran.docx
@@ -409,7 +409,7 @@
     <w:r>
       <w:tab/>
       <w:tab/>
-      <w:t>2025-06-20</w:t>
+      <w:t>2025-06-21</w:t>
       <w:br/>
       <w:br/>
     </w:r>

--- a/tillsyn/A 31799-2020 tillsynsbegäran.docx
+++ b/tillsyn/A 31799-2020 tillsynsbegäran.docx
@@ -409,7 +409,7 @@
     <w:r>
       <w:tab/>
       <w:tab/>
-      <w:t>2025-06-21</w:t>
+      <w:t>2025-06-22</w:t>
       <w:br/>
       <w:br/>
     </w:r>

--- a/tillsyn/A 31799-2020 tillsynsbegäran.docx
+++ b/tillsyn/A 31799-2020 tillsynsbegäran.docx
@@ -409,7 +409,7 @@
     <w:r>
       <w:tab/>
       <w:tab/>
-      <w:t>2025-06-22</w:t>
+      <w:t>2025-06-23</w:t>
       <w:br/>
       <w:br/>
     </w:r>

--- a/tillsyn/A 31799-2020 tillsynsbegäran.docx
+++ b/tillsyn/A 31799-2020 tillsynsbegäran.docx
@@ -409,7 +409,7 @@
     <w:r>
       <w:tab/>
       <w:tab/>
-      <w:t>2025-06-23</w:t>
+      <w:t>2025-06-24</w:t>
       <w:br/>
       <w:br/>
     </w:r>

--- a/tillsyn/A 31799-2020 tillsynsbegäran.docx
+++ b/tillsyn/A 31799-2020 tillsynsbegäran.docx
@@ -409,7 +409,7 @@
     <w:r>
       <w:tab/>
       <w:tab/>
-      <w:t>2025-06-24</w:t>
+      <w:t>2025-06-25</w:t>
       <w:br/>
       <w:br/>
     </w:r>

--- a/tillsyn/A 31799-2020 tillsynsbegäran.docx
+++ b/tillsyn/A 31799-2020 tillsynsbegäran.docx
@@ -409,7 +409,7 @@
     <w:r>
       <w:tab/>
       <w:tab/>
-      <w:t>2025-06-25</w:t>
+      <w:t>2025-06-26</w:t>
       <w:br/>
       <w:br/>
     </w:r>

--- a/tillsyn/A 31799-2020 tillsynsbegäran.docx
+++ b/tillsyn/A 31799-2020 tillsynsbegäran.docx
@@ -409,7 +409,7 @@
     <w:r>
       <w:tab/>
       <w:tab/>
-      <w:t>2025-06-26</w:t>
+      <w:t>2025-06-27</w:t>
       <w:br/>
       <w:br/>
     </w:r>

--- a/tillsyn/A 31799-2020 tillsynsbegäran.docx
+++ b/tillsyn/A 31799-2020 tillsynsbegäran.docx
@@ -409,7 +409,7 @@
     <w:r>
       <w:tab/>
       <w:tab/>
-      <w:t>2025-06-27</w:t>
+      <w:t>2025-06-28</w:t>
       <w:br/>
       <w:br/>
     </w:r>

--- a/tillsyn/A 31799-2020 tillsynsbegäran.docx
+++ b/tillsyn/A 31799-2020 tillsynsbegäran.docx
@@ -409,7 +409,7 @@
     <w:r>
       <w:tab/>
       <w:tab/>
-      <w:t>2025-06-28</w:t>
+      <w:t>2025-06-29</w:t>
       <w:br/>
       <w:br/>
     </w:r>

--- a/tillsyn/A 31799-2020 tillsynsbegäran.docx
+++ b/tillsyn/A 31799-2020 tillsynsbegäran.docx
@@ -409,7 +409,7 @@
     <w:r>
       <w:tab/>
       <w:tab/>
-      <w:t>2025-06-29</w:t>
+      <w:t>2025-06-30</w:t>
       <w:br/>
       <w:br/>
     </w:r>

--- a/tillsyn/A 31799-2020 tillsynsbegäran.docx
+++ b/tillsyn/A 31799-2020 tillsynsbegäran.docx
@@ -409,7 +409,7 @@
     <w:r>
       <w:tab/>
       <w:tab/>
-      <w:t>2025-06-30</w:t>
+      <w:t>2025-07-01</w:t>
       <w:br/>
       <w:br/>
     </w:r>

--- a/tillsyn/A 31799-2020 tillsynsbegäran.docx
+++ b/tillsyn/A 31799-2020 tillsynsbegäran.docx
@@ -409,7 +409,7 @@
     <w:r>
       <w:tab/>
       <w:tab/>
-      <w:t>2025-07-01</w:t>
+      <w:t>2025-07-02</w:t>
       <w:br/>
       <w:br/>
     </w:r>

--- a/tillsyn/A 31799-2020 tillsynsbegäran.docx
+++ b/tillsyn/A 31799-2020 tillsynsbegäran.docx
@@ -409,7 +409,7 @@
     <w:r>
       <w:tab/>
       <w:tab/>
-      <w:t>2025-07-02</w:t>
+      <w:t>2025-07-03</w:t>
       <w:br/>
       <w:br/>
     </w:r>

--- a/tillsyn/A 31799-2020 tillsynsbegäran.docx
+++ b/tillsyn/A 31799-2020 tillsynsbegäran.docx
@@ -409,7 +409,7 @@
     <w:r>
       <w:tab/>
       <w:tab/>
-      <w:t>2025-07-03</w:t>
+      <w:t>2025-07-04</w:t>
       <w:br/>
       <w:br/>
     </w:r>

--- a/tillsyn/A 31799-2020 tillsynsbegäran.docx
+++ b/tillsyn/A 31799-2020 tillsynsbegäran.docx
@@ -409,7 +409,7 @@
     <w:r>
       <w:tab/>
       <w:tab/>
-      <w:t>2025-07-04</w:t>
+      <w:t>2025-07-05</w:t>
       <w:br/>
       <w:br/>
     </w:r>

--- a/tillsyn/A 31799-2020 tillsynsbegäran.docx
+++ b/tillsyn/A 31799-2020 tillsynsbegäran.docx
@@ -409,7 +409,7 @@
     <w:r>
       <w:tab/>
       <w:tab/>
-      <w:t>2025-07-05</w:t>
+      <w:t>2025-07-06</w:t>
       <w:br/>
       <w:br/>
     </w:r>

--- a/tillsyn/A 31799-2020 tillsynsbegäran.docx
+++ b/tillsyn/A 31799-2020 tillsynsbegäran.docx
@@ -409,7 +409,7 @@
     <w:r>
       <w:tab/>
       <w:tab/>
-      <w:t>2025-07-06</w:t>
+      <w:t>2025-07-07</w:t>
       <w:br/>
       <w:br/>
     </w:r>

--- a/tillsyn/A 31799-2020 tillsynsbegäran.docx
+++ b/tillsyn/A 31799-2020 tillsynsbegäran.docx
@@ -409,7 +409,7 @@
     <w:r>
       <w:tab/>
       <w:tab/>
-      <w:t>2025-07-07</w:t>
+      <w:t>2025-07-08</w:t>
       <w:br/>
       <w:br/>
     </w:r>

--- a/tillsyn/A 31799-2020 tillsynsbegäran.docx
+++ b/tillsyn/A 31799-2020 tillsynsbegäran.docx
@@ -409,7 +409,7 @@
     <w:r>
       <w:tab/>
       <w:tab/>
-      <w:t>2025-07-08</w:t>
+      <w:t>2025-07-09</w:t>
       <w:br/>
       <w:br/>
     </w:r>

--- a/tillsyn/A 31799-2020 tillsynsbegäran.docx
+++ b/tillsyn/A 31799-2020 tillsynsbegäran.docx
@@ -409,7 +409,7 @@
     <w:r>
       <w:tab/>
       <w:tab/>
-      <w:t>2025-07-09</w:t>
+      <w:t>2025-07-11</w:t>
       <w:br/>
       <w:br/>
     </w:r>

--- a/tillsyn/A 31799-2020 tillsynsbegäran.docx
+++ b/tillsyn/A 31799-2020 tillsynsbegäran.docx
@@ -409,7 +409,7 @@
     <w:r>
       <w:tab/>
       <w:tab/>
-      <w:t>2025-07-11</w:t>
+      <w:t>2025-07-12</w:t>
       <w:br/>
       <w:br/>
     </w:r>

--- a/tillsyn/A 31799-2020 tillsynsbegäran.docx
+++ b/tillsyn/A 31799-2020 tillsynsbegäran.docx
@@ -409,7 +409,7 @@
     <w:r>
       <w:tab/>
       <w:tab/>
-      <w:t>2025-07-12</w:t>
+      <w:t>2025-07-13</w:t>
       <w:br/>
       <w:br/>
     </w:r>

--- a/tillsyn/A 31799-2020 tillsynsbegäran.docx
+++ b/tillsyn/A 31799-2020 tillsynsbegäran.docx
@@ -409,7 +409,7 @@
     <w:r>
       <w:tab/>
       <w:tab/>
-      <w:t>2025-07-13</w:t>
+      <w:t>2025-07-14</w:t>
       <w:br/>
       <w:br/>
     </w:r>

--- a/tillsyn/A 31799-2020 tillsynsbegäran.docx
+++ b/tillsyn/A 31799-2020 tillsynsbegäran.docx
@@ -409,7 +409,7 @@
     <w:r>
       <w:tab/>
       <w:tab/>
-      <w:t>2025-08-06</w:t>
+      <w:t>2025-08-09</w:t>
       <w:br/>
       <w:br/>
     </w:r>
